--- a/docs/commercial/Meta_Clinic_Pricing_and_Packaging_Strategy.docx
+++ b/docs/commercial/Meta_Clinic_Pricing_and_Packaging_Strategy.docx
@@ -28,7 +28,7 @@
           <w:color w:val="505050"/>
           <w:sz w:val="22"/>
         </w:rPr>
-        <w:t>Software subscription and FDE implementation proposal</w:t>
+        <w:t>Future-state mature platform pricing hypothesis</w:t>
       </w:r>
     </w:p>
     <w:p>
@@ -39,7 +39,18 @@
           <w:color w:val="000000"/>
           <w:sz w:val="21"/>
         </w:rPr>
-        <w:t>Meta Clinic should be sold as configurable ambulatory software for NP- and PA-led cash-pay clinics, with an Implementation Specialist (FDE) handling onboarding, approved integrations and migration. The commercial model should be a recurring per-clinic subscription plus a separate fixed-scope FDE fee. A general consultancy or done-for-you clinic-launch service is not part of this offer.</w:t>
+        <w:t>This pricing view is for the fully completed product, not the current prototype or an immediate customer quote. The mature product assumed here is a complete ambulatory operating platform for NP- and PA-led cash-pay clinics, including clinical charting, scheduling, patient access, billing and checkout, memberships/packages, retail-pharmacy e-prescribing, supplier purchasing, inventory control and supported third-party integrations. Examples such as routing prescriptions to Walgreens and connecting to suppliers are future-state assumptions, not current production-readiness claims.</w:t>
+      </w:r>
+    </w:p>
+    <w:p>
+      <w:r>
+        <w:rPr>
+          <w:rFonts w:ascii="Arial" w:hAnsi="Arial"/>
+          <w:b w:val="0"/>
+          <w:color w:val="000000"/>
+          <w:sz w:val="21"/>
+        </w:rPr>
+        <w:t>The commercial model is software plus FDE implementation: a recurring per-clinic subscription and a separate fixed-scope fee for onboarding, approved integrations and migration. A general consultancy or done-for-you clinic-launch service is not part of this offer.</w:t>
       </w:r>
     </w:p>
     <w:p>
@@ -58,7 +69,7 @@
           <w:color w:val="000000"/>
           <w:sz w:val="21"/>
         </w:rPr>
-        <w:t>Tebra is a direct comparator. Its public offering combines configurable practice management, EHR, billing and patient-engagement capabilities. That means customization is a baseline expectation, not a defensible position by itself. Meta Clinic should test a narrower promise: a practical cash-pay ambulatory operating model, fast FDE-led configuration and migration, and workflows designed around small NP/PA-led clinics.</w:t>
+        <w:t>Tebra is a direct comparator. Its public offering combines configurable practice management, EHR, billing and patient-engagement capabilities. Customizability is table stakes, not the main differentiator. Meta Clinic should earn a premium by combining a focused cash-pay ambulatory workflow with FDE-led migration, retail-pharmacy prescribing, supplier purchasing and inventory operations in one coherent workspace.</w:t>
       </w:r>
     </w:p>
     <w:p>
@@ -69,7 +80,7 @@
           <w:color w:val="000000"/>
           <w:sz w:val="21"/>
         </w:rPr>
-        <w:t>The current build supports patient, appointment, encounter and tracking-board workflows; staff and provider workspaces; structured SOAP drafting and revision/signing surfaces; lab, refill, recall and follow-up worklists; cash-pay billing foundations; packages and memberships; inventory controls; and role-scoped clinic access. These capabilities support a product story, but they do not by themselves establish production clinical, privacy, security, professional or regulatory acceptance.</w:t>
+        <w:t>The mature value story is time-to-operational-use and reduced system sprawl. The current build's capabilities and local verification do not establish that the future-state pharmacy, supplier, clinical, security, professional or release gates are complete.</w:t>
       </w:r>
     </w:p>
     <w:p>
@@ -92,7 +103,7 @@
           <w:color w:val="000000"/>
           <w:sz w:val="21"/>
         </w:rPr>
-        <w:t>Recurring software subscription priced per clinic, with ordinary administrative users included.</w:t>
+        <w:t>Recurring software subscription priced per clinic, with provider and site bands and ordinary administrative users included.</w:t>
       </w:r>
     </w:p>
     <w:p>
@@ -122,7 +133,22 @@
           <w:color w:val="000000"/>
           <w:sz w:val="21"/>
         </w:rPr>
-        <w:t>Optional configuration support retainer with written hours, response targets and exclusions.</w:t>
+        <w:t>Optional managed configuration/support after handoff, with written hours and response targets.</w:t>
+      </w:r>
+    </w:p>
+    <w:p>
+      <w:pPr>
+        <w:pStyle w:val="ListNumber"/>
+        <w:spacing w:after="60"/>
+      </w:pPr>
+      <w:r>
+        <w:rPr>
+          <w:rFonts w:ascii="Arial" w:hAnsi="Arial"/>
+          <w:b w:val="0"/>
+          <w:color w:val="000000"/>
+          <w:sz w:val="21"/>
+        </w:rPr>
+        <w:t>Vendor pass-through or separately stated charges for external services not controlled by Meta Clinic.</w:t>
       </w:r>
     </w:p>
     <w:p>
@@ -289,7 +315,7 @@
                 <w:color w:val="000000"/>
                 <w:sz w:val="17"/>
               </w:rPr>
-              <w:t>Clinic Ops Core</w:t>
+              <w:t>Practice Core</w:t>
             </w:r>
           </w:p>
         </w:tc>
@@ -323,7 +349,7 @@
                 <w:color w:val="000000"/>
                 <w:sz w:val="17"/>
               </w:rPr>
-              <w:t>Patients, appointments, encounters, tracking board, staff/provider work areas, core permissions and basic cash-pay operations.</w:t>
+              <w:t>Scheduling, patient access, encounters, configurable charting, supported retail-pharmacy e-prescribing, workspaces, permissions, cash-pay checkout, invoices, receipts and basic reporting.</w:t>
             </w:r>
           </w:p>
         </w:tc>
@@ -357,7 +383,7 @@
                 <w:color w:val="000000"/>
                 <w:sz w:val="17"/>
               </w:rPr>
-              <w:t>$249-$399 per clinic/month plus $1,500-$3,500 onboarding</w:t>
+              <w:t>$799-$1,299 per clinic/month plus $5,000-$10,000 FDE onboarding</w:t>
             </w:r>
           </w:p>
         </w:tc>
@@ -394,7 +420,7 @@
                 <w:color w:val="000000"/>
                 <w:sz w:val="17"/>
               </w:rPr>
-              <w:t>Clinic Ops Plus</w:t>
+              <w:t>Practice Growth</w:t>
             </w:r>
           </w:p>
         </w:tc>
@@ -429,7 +455,7 @@
                 <w:color w:val="000000"/>
                 <w:sz w:val="17"/>
               </w:rPr>
-              <w:t>Core plus billing and checkout configuration, packages/memberships, reminders, lab/refill/recall worklists, inventory workflows and role-specific training.</w:t>
+              <w:t>Core plus memberships/packages, patient portal, reminders, refills/recalls, lab coordination, advanced billing, supplier purchasing, inventory controls, reorder workflows and analytics.</w:t>
             </w:r>
           </w:p>
         </w:tc>
@@ -464,7 +490,218 @@
                 <w:color w:val="000000"/>
                 <w:sz w:val="17"/>
               </w:rPr>
-              <w:t>$499-$799 per clinic/month plus $3,500-$7,500 onboarding</w:t>
+              <w:t>$1,499-$2,499 per clinic/month plus $10,000-$20,000 FDE onboarding</w:t>
+            </w:r>
+          </w:p>
+        </w:tc>
+      </w:tr>
+      <w:tr>
+        <w:tc>
+          <w:tcPr>
+            <w:tcW w:type="dxa" w:w="2088"/>
+            <w:vAlign w:val="center"/>
+            <w:tcBorders>
+              <w:top w:val="single" w:sz="6" w:space="0" w:color="D9D9D9"/>
+              <w:left w:val="single" w:sz="6" w:space="0" w:color="D9D9D9"/>
+              <w:bottom w:val="single" w:sz="6" w:space="0" w:color="D9D9D9"/>
+              <w:right w:val="single" w:sz="6" w:space="0" w:color="D9D9D9"/>
+              <w:insideH w:val="single" w:sz="6" w:space="0" w:color="D9D9D9"/>
+              <w:insideV w:val="single" w:sz="6" w:space="0" w:color="D9D9D9"/>
+            </w:tcBorders>
+            <w:tcMar>
+              <w:top w:w="90" w:type="dxa"/>
+              <w:start w:w="110" w:type="dxa"/>
+              <w:bottom w:w="90" w:type="dxa"/>
+              <w:end w:w="110" w:type="dxa"/>
+            </w:tcMar>
+          </w:tcPr>
+          <w:p>
+            <w:pPr>
+              <w:spacing w:after="0" w:line="240" w:lineRule="auto"/>
+            </w:pPr>
+            <w:r>
+              <w:rPr>
+                <w:rFonts w:ascii="Arial" w:hAnsi="Arial"/>
+                <w:b w:val="0"/>
+                <w:color w:val="000000"/>
+                <w:sz w:val="17"/>
+              </w:rPr>
+              <w:t>Practice Pro / Multi-site</w:t>
+            </w:r>
+          </w:p>
+        </w:tc>
+        <w:tc>
+          <w:tcPr>
+            <w:tcW w:type="dxa" w:w="5400"/>
+            <w:vAlign w:val="center"/>
+            <w:tcBorders>
+              <w:top w:val="single" w:sz="6" w:space="0" w:color="D9D9D9"/>
+              <w:left w:val="single" w:sz="6" w:space="0" w:color="D9D9D9"/>
+              <w:bottom w:val="single" w:sz="6" w:space="0" w:color="D9D9D9"/>
+              <w:right w:val="single" w:sz="6" w:space="0" w:color="D9D9D9"/>
+              <w:insideH w:val="single" w:sz="6" w:space="0" w:color="D9D9D9"/>
+              <w:insideV w:val="single" w:sz="6" w:space="0" w:color="D9D9D9"/>
+            </w:tcBorders>
+            <w:tcMar>
+              <w:top w:w="90" w:type="dxa"/>
+              <w:start w:w="110" w:type="dxa"/>
+              <w:bottom w:w="90" w:type="dxa"/>
+              <w:end w:w="110" w:type="dxa"/>
+            </w:tcMar>
+          </w:tcPr>
+          <w:p>
+            <w:pPr>
+              <w:spacing w:after="0" w:line="240" w:lineRule="auto"/>
+            </w:pPr>
+            <w:r>
+              <w:rPr>
+                <w:rFonts w:ascii="Arial" w:hAnsi="Arial"/>
+                <w:b w:val="0"/>
+                <w:color w:val="000000"/>
+                <w:sz w:val="17"/>
+              </w:rPr>
+              <w:t>Growth plus multi-site controls, advanced purchasing/inventory, supplier integrations, cross-site reporting, priority support and implementation governance.</w:t>
+            </w:r>
+          </w:p>
+        </w:tc>
+        <w:tc>
+          <w:tcPr>
+            <w:tcW w:type="dxa" w:w="2448"/>
+            <w:vAlign w:val="center"/>
+            <w:tcBorders>
+              <w:top w:val="single" w:sz="6" w:space="0" w:color="D9D9D9"/>
+              <w:left w:val="single" w:sz="6" w:space="0" w:color="D9D9D9"/>
+              <w:bottom w:val="single" w:sz="6" w:space="0" w:color="D9D9D9"/>
+              <w:right w:val="single" w:sz="6" w:space="0" w:color="D9D9D9"/>
+              <w:insideH w:val="single" w:sz="6" w:space="0" w:color="D9D9D9"/>
+              <w:insideV w:val="single" w:sz="6" w:space="0" w:color="D9D9D9"/>
+            </w:tcBorders>
+            <w:tcMar>
+              <w:top w:w="90" w:type="dxa"/>
+              <w:start w:w="110" w:type="dxa"/>
+              <w:bottom w:w="90" w:type="dxa"/>
+              <w:end w:w="110" w:type="dxa"/>
+            </w:tcMar>
+          </w:tcPr>
+          <w:p>
+            <w:pPr>
+              <w:spacing w:after="0" w:line="240" w:lineRule="auto"/>
+            </w:pPr>
+            <w:r>
+              <w:rPr>
+                <w:rFonts w:ascii="Arial" w:hAnsi="Arial"/>
+                <w:b w:val="0"/>
+                <w:color w:val="000000"/>
+                <w:sz w:val="17"/>
+              </w:rPr>
+              <w:t>$2,500-$4,500 per clinic/month or site-group/month plus $20,000-$40,000 FDE onboarding</w:t>
+            </w:r>
+          </w:p>
+        </w:tc>
+      </w:tr>
+      <w:tr>
+        <w:tc>
+          <w:tcPr>
+            <w:tcW w:type="dxa" w:w="2088"/>
+            <w:vAlign w:val="center"/>
+            <w:tcBorders>
+              <w:top w:val="single" w:sz="6" w:space="0" w:color="D9D9D9"/>
+              <w:left w:val="single" w:sz="6" w:space="0" w:color="D9D9D9"/>
+              <w:bottom w:val="single" w:sz="6" w:space="0" w:color="D9D9D9"/>
+              <w:right w:val="single" w:sz="6" w:space="0" w:color="D9D9D9"/>
+              <w:insideH w:val="single" w:sz="6" w:space="0" w:color="D9D9D9"/>
+              <w:insideV w:val="single" w:sz="6" w:space="0" w:color="D9D9D9"/>
+            </w:tcBorders>
+            <w:tcMar>
+              <w:top w:w="90" w:type="dxa"/>
+              <w:start w:w="110" w:type="dxa"/>
+              <w:bottom w:w="90" w:type="dxa"/>
+              <w:end w:w="110" w:type="dxa"/>
+            </w:tcMar>
+            <w:shd w:fill="EAF2F8"/>
+          </w:tcPr>
+          <w:p>
+            <w:pPr>
+              <w:spacing w:after="0" w:line="240" w:lineRule="auto"/>
+            </w:pPr>
+            <w:r>
+              <w:rPr>
+                <w:rFonts w:ascii="Arial" w:hAnsi="Arial"/>
+                <w:b w:val="0"/>
+                <w:color w:val="000000"/>
+                <w:sz w:val="17"/>
+              </w:rPr>
+              <w:t>Enterprise / Network</w:t>
+            </w:r>
+          </w:p>
+        </w:tc>
+        <w:tc>
+          <w:tcPr>
+            <w:tcW w:type="dxa" w:w="5400"/>
+            <w:vAlign w:val="center"/>
+            <w:tcBorders>
+              <w:top w:val="single" w:sz="6" w:space="0" w:color="D9D9D9"/>
+              <w:left w:val="single" w:sz="6" w:space="0" w:color="D9D9D9"/>
+              <w:bottom w:val="single" w:sz="6" w:space="0" w:color="D9D9D9"/>
+              <w:right w:val="single" w:sz="6" w:space="0" w:color="D9D9D9"/>
+              <w:insideH w:val="single" w:sz="6" w:space="0" w:color="D9D9D9"/>
+              <w:insideV w:val="single" w:sz="6" w:space="0" w:color="D9D9D9"/>
+            </w:tcBorders>
+            <w:tcMar>
+              <w:top w:w="90" w:type="dxa"/>
+              <w:start w:w="110" w:type="dxa"/>
+              <w:bottom w:w="90" w:type="dxa"/>
+              <w:end w:w="110" w:type="dxa"/>
+            </w:tcMar>
+            <w:shd w:fill="EAF2F8"/>
+          </w:tcPr>
+          <w:p>
+            <w:pPr>
+              <w:spacing w:after="0" w:line="240" w:lineRule="auto"/>
+            </w:pPr>
+            <w:r>
+              <w:rPr>
+                <w:rFonts w:ascii="Arial" w:hAnsi="Arial"/>
+                <w:b w:val="0"/>
+                <w:color w:val="000000"/>
+                <w:sz w:val="17"/>
+              </w:rPr>
+              <w:t>Contracted network scale, enterprise reporting, rollout governance, dedicated FDE capacity and negotiated service levels.</w:t>
+            </w:r>
+          </w:p>
+        </w:tc>
+        <w:tc>
+          <w:tcPr>
+            <w:tcW w:type="dxa" w:w="2448"/>
+            <w:vAlign w:val="center"/>
+            <w:tcBorders>
+              <w:top w:val="single" w:sz="6" w:space="0" w:color="D9D9D9"/>
+              <w:left w:val="single" w:sz="6" w:space="0" w:color="D9D9D9"/>
+              <w:bottom w:val="single" w:sz="6" w:space="0" w:color="D9D9D9"/>
+              <w:right w:val="single" w:sz="6" w:space="0" w:color="D9D9D9"/>
+              <w:insideH w:val="single" w:sz="6" w:space="0" w:color="D9D9D9"/>
+              <w:insideV w:val="single" w:sz="6" w:space="0" w:color="D9D9D9"/>
+            </w:tcBorders>
+            <w:tcMar>
+              <w:top w:w="90" w:type="dxa"/>
+              <w:start w:w="110" w:type="dxa"/>
+              <w:bottom w:w="90" w:type="dxa"/>
+              <w:end w:w="110" w:type="dxa"/>
+            </w:tcMar>
+            <w:shd w:fill="EAF2F8"/>
+          </w:tcPr>
+          <w:p>
+            <w:pPr>
+              <w:spacing w:after="0" w:line="240" w:lineRule="auto"/>
+            </w:pPr>
+            <w:r>
+              <w:rPr>
+                <w:rFonts w:ascii="Arial" w:hAnsi="Arial"/>
+                <w:b w:val="0"/>
+                <w:color w:val="000000"/>
+                <w:sz w:val="17"/>
+              </w:rPr>
+              <w:t>$5,000+/month; implementation generally $40,000+</w:t>
             </w:r>
           </w:p>
         </w:tc>
@@ -534,7 +771,7 @@
                 <w:color w:val="000000"/>
                 <w:sz w:val="17"/>
               </w:rPr>
-              <w:t>Source discovery, data inventory, field mapping, import or integration setup, dry run, reconciliation, staff validation and handoff.</w:t>
+              <w:t>Source discovery, mapping, approved pharmacy/supplier/data integration work, dry runs, reconciliation, validation, cutover and handoff.</w:t>
             </w:r>
           </w:p>
         </w:tc>
@@ -568,218 +805,7 @@
                 <w:color w:val="000000"/>
                 <w:sz w:val="17"/>
               </w:rPr>
-              <w:t>$3,000-$6,000 simple; $7,500-$15,000 standard; complex quoted</w:t>
-            </w:r>
-          </w:p>
-        </w:tc>
-      </w:tr>
-      <w:tr>
-        <w:tc>
-          <w:tcPr>
-            <w:tcW w:type="dxa" w:w="2088"/>
-            <w:vAlign w:val="center"/>
-            <w:tcBorders>
-              <w:top w:val="single" w:sz="6" w:space="0" w:color="D9D9D9"/>
-              <w:left w:val="single" w:sz="6" w:space="0" w:color="D9D9D9"/>
-              <w:bottom w:val="single" w:sz="6" w:space="0" w:color="D9D9D9"/>
-              <w:right w:val="single" w:sz="6" w:space="0" w:color="D9D9D9"/>
-              <w:insideH w:val="single" w:sz="6" w:space="0" w:color="D9D9D9"/>
-              <w:insideV w:val="single" w:sz="6" w:space="0" w:color="D9D9D9"/>
-            </w:tcBorders>
-            <w:tcMar>
-              <w:top w:w="90" w:type="dxa"/>
-              <w:start w:w="110" w:type="dxa"/>
-              <w:bottom w:w="90" w:type="dxa"/>
-              <w:end w:w="110" w:type="dxa"/>
-            </w:tcMar>
-            <w:shd w:fill="EAF2F8"/>
-          </w:tcPr>
-          <w:p>
-            <w:pPr>
-              <w:spacing w:after="0" w:line="240" w:lineRule="auto"/>
-            </w:pPr>
-            <w:r>
-              <w:rPr>
-                <w:rFonts w:ascii="Arial" w:hAnsi="Arial"/>
-                <w:b w:val="0"/>
-                <w:color w:val="000000"/>
-                <w:sz w:val="17"/>
-              </w:rPr>
-              <w:t>Founding Clinic Partner</w:t>
-            </w:r>
-          </w:p>
-        </w:tc>
-        <w:tc>
-          <w:tcPr>
-            <w:tcW w:type="dxa" w:w="5400"/>
-            <w:vAlign w:val="center"/>
-            <w:tcBorders>
-              <w:top w:val="single" w:sz="6" w:space="0" w:color="D9D9D9"/>
-              <w:left w:val="single" w:sz="6" w:space="0" w:color="D9D9D9"/>
-              <w:bottom w:val="single" w:sz="6" w:space="0" w:color="D9D9D9"/>
-              <w:right w:val="single" w:sz="6" w:space="0" w:color="D9D9D9"/>
-              <w:insideH w:val="single" w:sz="6" w:space="0" w:color="D9D9D9"/>
-              <w:insideV w:val="single" w:sz="6" w:space="0" w:color="D9D9D9"/>
-            </w:tcBorders>
-            <w:tcMar>
-              <w:top w:w="90" w:type="dxa"/>
-              <w:start w:w="110" w:type="dxa"/>
-              <w:bottom w:w="90" w:type="dxa"/>
-              <w:end w:w="110" w:type="dxa"/>
-            </w:tcMar>
-            <w:shd w:fill="EAF2F8"/>
-          </w:tcPr>
-          <w:p>
-            <w:pPr>
-              <w:spacing w:after="0" w:line="240" w:lineRule="auto"/>
-            </w:pPr>
-            <w:r>
-              <w:rPr>
-                <w:rFonts w:ascii="Arial" w:hAnsi="Arial"/>
-                <w:b w:val="0"/>
-                <w:color w:val="000000"/>
-                <w:sz w:val="17"/>
-              </w:rPr>
-              <w:t>Bounded design-partner scope, scheduled feedback and a documented conversion price.</w:t>
-            </w:r>
-          </w:p>
-        </w:tc>
-        <w:tc>
-          <w:tcPr>
-            <w:tcW w:type="dxa" w:w="2448"/>
-            <w:vAlign w:val="center"/>
-            <w:tcBorders>
-              <w:top w:val="single" w:sz="6" w:space="0" w:color="D9D9D9"/>
-              <w:left w:val="single" w:sz="6" w:space="0" w:color="D9D9D9"/>
-              <w:bottom w:val="single" w:sz="6" w:space="0" w:color="D9D9D9"/>
-              <w:right w:val="single" w:sz="6" w:space="0" w:color="D9D9D9"/>
-              <w:insideH w:val="single" w:sz="6" w:space="0" w:color="D9D9D9"/>
-              <w:insideV w:val="single" w:sz="6" w:space="0" w:color="D9D9D9"/>
-            </w:tcBorders>
-            <w:tcMar>
-              <w:top w:w="90" w:type="dxa"/>
-              <w:start w:w="110" w:type="dxa"/>
-              <w:bottom w:w="90" w:type="dxa"/>
-              <w:end w:w="110" w:type="dxa"/>
-            </w:tcMar>
-            <w:shd w:fill="EAF2F8"/>
-          </w:tcPr>
-          <w:p>
-            <w:pPr>
-              <w:spacing w:after="0" w:line="240" w:lineRule="auto"/>
-            </w:pPr>
-            <w:r>
-              <w:rPr>
-                <w:rFonts w:ascii="Arial" w:hAnsi="Arial"/>
-                <w:b w:val="0"/>
-                <w:color w:val="000000"/>
-                <w:sz w:val="17"/>
-              </w:rPr>
-              <w:t>$249-$399 per clinic/month for six months plus agreed FDE fee</w:t>
-            </w:r>
-          </w:p>
-        </w:tc>
-      </w:tr>
-      <w:tr>
-        <w:tc>
-          <w:tcPr>
-            <w:tcW w:type="dxa" w:w="2088"/>
-            <w:vAlign w:val="center"/>
-            <w:tcBorders>
-              <w:top w:val="single" w:sz="6" w:space="0" w:color="D9D9D9"/>
-              <w:left w:val="single" w:sz="6" w:space="0" w:color="D9D9D9"/>
-              <w:bottom w:val="single" w:sz="6" w:space="0" w:color="D9D9D9"/>
-              <w:right w:val="single" w:sz="6" w:space="0" w:color="D9D9D9"/>
-              <w:insideH w:val="single" w:sz="6" w:space="0" w:color="D9D9D9"/>
-              <w:insideV w:val="single" w:sz="6" w:space="0" w:color="D9D9D9"/>
-            </w:tcBorders>
-            <w:tcMar>
-              <w:top w:w="90" w:type="dxa"/>
-              <w:start w:w="110" w:type="dxa"/>
-              <w:bottom w:w="90" w:type="dxa"/>
-              <w:end w:w="110" w:type="dxa"/>
-            </w:tcMar>
-          </w:tcPr>
-          <w:p>
-            <w:pPr>
-              <w:spacing w:after="0" w:line="240" w:lineRule="auto"/>
-            </w:pPr>
-            <w:r>
-              <w:rPr>
-                <w:rFonts w:ascii="Arial" w:hAnsi="Arial"/>
-                <w:b w:val="0"/>
-                <w:color w:val="000000"/>
-                <w:sz w:val="17"/>
-              </w:rPr>
-              <w:t>Managed Configuration Support</w:t>
-            </w:r>
-          </w:p>
-        </w:tc>
-        <w:tc>
-          <w:tcPr>
-            <w:tcW w:type="dxa" w:w="5400"/>
-            <w:vAlign w:val="center"/>
-            <w:tcBorders>
-              <w:top w:val="single" w:sz="6" w:space="0" w:color="D9D9D9"/>
-              <w:left w:val="single" w:sz="6" w:space="0" w:color="D9D9D9"/>
-              <w:bottom w:val="single" w:sz="6" w:space="0" w:color="D9D9D9"/>
-              <w:right w:val="single" w:sz="6" w:space="0" w:color="D9D9D9"/>
-              <w:insideH w:val="single" w:sz="6" w:space="0" w:color="D9D9D9"/>
-              <w:insideV w:val="single" w:sz="6" w:space="0" w:color="D9D9D9"/>
-            </w:tcBorders>
-            <w:tcMar>
-              <w:top w:w="90" w:type="dxa"/>
-              <w:start w:w="110" w:type="dxa"/>
-              <w:bottom w:w="90" w:type="dxa"/>
-              <w:end w:w="110" w:type="dxa"/>
-            </w:tcMar>
-          </w:tcPr>
-          <w:p>
-            <w:pPr>
-              <w:spacing w:after="0" w:line="240" w:lineRule="auto"/>
-            </w:pPr>
-            <w:r>
-              <w:rPr>
-                <w:rFonts w:ascii="Arial" w:hAnsi="Arial"/>
-                <w:b w:val="0"/>
-                <w:color w:val="000000"/>
-                <w:sz w:val="17"/>
-              </w:rPr>
-              <w:t>Scheduled configuration hours, workflow review, release-readiness coordination and support triage.</w:t>
-            </w:r>
-          </w:p>
-        </w:tc>
-        <w:tc>
-          <w:tcPr>
-            <w:tcW w:type="dxa" w:w="2448"/>
-            <w:vAlign w:val="center"/>
-            <w:tcBorders>
-              <w:top w:val="single" w:sz="6" w:space="0" w:color="D9D9D9"/>
-              <w:left w:val="single" w:sz="6" w:space="0" w:color="D9D9D9"/>
-              <w:bottom w:val="single" w:sz="6" w:space="0" w:color="D9D9D9"/>
-              <w:right w:val="single" w:sz="6" w:space="0" w:color="D9D9D9"/>
-              <w:insideH w:val="single" w:sz="6" w:space="0" w:color="D9D9D9"/>
-              <w:insideV w:val="single" w:sz="6" w:space="0" w:color="D9D9D9"/>
-            </w:tcBorders>
-            <w:tcMar>
-              <w:top w:w="90" w:type="dxa"/>
-              <w:start w:w="110" w:type="dxa"/>
-              <w:bottom w:w="90" w:type="dxa"/>
-              <w:end w:w="110" w:type="dxa"/>
-            </w:tcMar>
-          </w:tcPr>
-          <w:p>
-            <w:pPr>
-              <w:spacing w:after="0" w:line="240" w:lineRule="auto"/>
-            </w:pPr>
-            <w:r>
-              <w:rPr>
-                <w:rFonts w:ascii="Arial" w:hAnsi="Arial"/>
-                <w:b w:val="0"/>
-                <w:color w:val="000000"/>
-                <w:sz w:val="17"/>
-              </w:rPr>
-              <w:t>$500-$1,500 per clinic/month</w:t>
+              <w:t>$5,000-$10,000 simple; $10,000-$20,000 standard; $20,000-$40,000+ complex</w:t>
             </w:r>
           </w:p>
         </w:tc>
@@ -1444,7 +1470,7 @@
                 <w:color w:val="000000"/>
                 <w:sz w:val="17"/>
               </w:rPr>
-              <w:t>Use written hour and response limits to prevent unbounded labor.</w:t>
+              <w:t>Use written hours, response limits and change orders to prevent unbounded labor.</w:t>
             </w:r>
           </w:p>
         </w:tc>
@@ -1520,7 +1546,7 @@
           <w:color w:val="000000"/>
           <w:sz w:val="21"/>
         </w:rPr>
-        <w:t>Do not use unverified compliance, clinical-approval or prescribing-readiness claims in pricing or sales material.</w:t>
+        <w:t>Do not use unverified compliance, clinical-approval, prescribing-readiness or vendor-availability claims in pricing or sales material.</w:t>
       </w:r>
     </w:p>
     <w:p>
@@ -1535,7 +1561,7 @@
           <w:color w:val="000000"/>
           <w:sz w:val="21"/>
         </w:rPr>
-        <w:t>Set support limits. A starting hypothesis is two hours per month in Core and five hours per month in Plus.</w:t>
+        <w:t>Define provider, site, integration, inventory-location, support-hour, response-time, export and cancellation limits.</w:t>
       </w:r>
     </w:p>
     <w:p>
@@ -1717,7 +1743,7 @@
                 <w:color w:val="000000"/>
                 <w:sz w:val="17"/>
               </w:rPr>
-              <w:t>Subscription test</w:t>
+              <w:t>Mature platform test</w:t>
             </w:r>
           </w:p>
         </w:tc>
@@ -1751,7 +1777,7 @@
                 <w:color w:val="000000"/>
                 <w:sz w:val="17"/>
               </w:rPr>
-              <w:t>$299 Core and $599 Plus per clinic/month</w:t>
+              <w:t>$799-$2,499 per clinic/month</w:t>
             </w:r>
           </w:p>
         </w:tc>
@@ -1785,7 +1811,7 @@
                 <w:color w:val="000000"/>
                 <w:sz w:val="17"/>
               </w:rPr>
-              <w:t>Buyer type, objection, paid commitment, preferred tier and expected value.</w:t>
+              <w:t>Buyer type, replacement value, objection, paid commitment, preferred tier and expected value.</w:t>
             </w:r>
           </w:p>
         </w:tc>
@@ -1857,7 +1883,7 @@
                 <w:color w:val="000000"/>
                 <w:sz w:val="17"/>
               </w:rPr>
-              <w:t>$3,000-$6,000 simple and $7,500-$15,000 standard</w:t>
+              <w:t>$5,000-$10,000 simple and $10,000-$20,000 standard</w:t>
             </w:r>
           </w:p>
         </w:tc>
@@ -1928,7 +1954,7 @@
                 <w:color w:val="000000"/>
                 <w:sz w:val="17"/>
               </w:rPr>
-              <w:t>Founding cohort</w:t>
+              <w:t>Feature readiness test</w:t>
             </w:r>
           </w:p>
         </w:tc>
@@ -1962,7 +1988,7 @@
                 <w:color w:val="000000"/>
                 <w:sz w:val="17"/>
               </w:rPr>
-              <w:t>Three to five clinics maximum</w:t>
+              <w:t>Synthetic prescribing and purchasing workflows</w:t>
             </w:r>
           </w:p>
         </w:tc>
@@ -1996,7 +2022,7 @@
                 <w:color w:val="000000"/>
                 <w:sz w:val="17"/>
               </w:rPr>
-              <w:t>Onboarding time, support load, workflow outcomes and renewal intent at the non-founding price.</w:t>
+              <w:t>Reliability, vendor costs, support load and evidence required before publishing claims.</w:t>
             </w:r>
           </w:p>
         </w:tc>
@@ -2038,7 +2064,7 @@
           <w:color w:val="000000"/>
           <w:sz w:val="21"/>
         </w:rPr>
-        <w:t>A fully accepted production EHR.</w:t>
+        <w:t>A fully accepted production EHR before the relevant clinical, integration, security, professional and release gates are met.</w:t>
       </w:r>
     </w:p>
     <w:p>
@@ -2053,7 +2079,7 @@
           <w:color w:val="000000"/>
           <w:sz w:val="21"/>
         </w:rPr>
-        <w:t>Universal clinical workflow coverage or readiness for every selected service.</w:t>
+        <w:t>Universal clinical workflow coverage, live Walgreens routing or supplier connectivity without contract and acceptance evidence.</w:t>
       </w:r>
     </w:p>
     <w:p>
